--- a/temp.docx
+++ b/temp.docx
@@ -66,7 +66,7 @@
         </w:rPr>
         <w:t xml:space="preserve">Микропроцессорное устройство</w:t>
         <w:br/>
-        <w:t xml:space="preserve">защиты и автоматики отходящей линии</w:t>
+        <w:t xml:space="preserve">защиты и автоматики трансформатора</w:t>
       </w:r>
       <w:r>
         <w:rPr>
@@ -87,7 +87,7 @@
         <w:rPr>
           <w:color w:val="365F91" w:themeColor="accent1" w:themeShade="BF"/>
         </w:rPr>
-        <w:t xml:space="preserve">ЮНИТ-М300-ОЛ</w:t>
+        <w:t xml:space="preserve">ЮНИТ-М300-ДЗТ2</w:t>
       </w:r>
     </w:p>
     <w:p>
@@ -168,7 +168,7 @@
                 <w:szCs w:val="22"/>
                 <w:lang w:val="en-US"/>
               </w:rPr>
-              <w:t xml:space="preserve">ЮНИТ-М314-ОЛ-Р02с-х-К001-х-В001-х-х-М046.3001-х-С01.00-1-1</w:t>
+              <w:t xml:space="preserve">ЮНИТ-М319-ДЗТ2-Р02с-х-К002-К002-К002-К002-К002-В021-В021-В021-В021-М090.9000-х-С01.00-1-1</w:t>
             </w:r>
           </w:p>
         </w:tc>
@@ -231,7 +231,7 @@
                 <w:szCs w:val="22"/>
                 <w:lang w:val="en-US"/>
               </w:rPr>
-              <w:t xml:space="preserve">ЮНИТ-ИЧМ-КУГР-х-х-х-х-1</w:t>
+              <w:t xml:space="preserve">ЮНИТ-ИЧМ-СУГР-С-С-Х-Х-1</w:t>
             </w:r>
           </w:p>
         </w:tc>
@@ -250,7 +250,7 @@
           <w:color w:val="365F91" w:themeColor="accent1" w:themeShade="BF"/>
           <w:lang w:val="en-US"/>
         </w:rPr>
-        <w:t xml:space="preserve">ЮТКБ.656122.609 БУ2</w:t>
+        <w:t xml:space="preserve">ЮТКБ.656122.609 БУ6</w:t>
       </w:r>
     </w:p>
     <w:p>
@@ -631,7 +631,7 @@
                 <w:color w:val="A6A6A6" w:themeColor="background1" w:themeShade="A6"/>
                 <w:lang w:val="en-US"/>
               </w:rPr>
-              <w:t xml:space="preserve">1.4</w:t>
+              <w:t xml:space="preserve">1.3</w:t>
             </w:r>
           </w:p>
         </w:tc>
@@ -682,7 +682,7 @@
                 <w:color w:val="A6A6A6" w:themeColor="background1" w:themeShade="A6"/>
                 <w:lang w:val="en-US"/>
               </w:rPr>
-              <w:t xml:space="preserve">14.10.2026</w:t>
+              <w:t xml:space="preserve">10.07.2026</w:t>
             </w:r>
           </w:p>
         </w:tc>
@@ -833,7 +833,7 @@
       </w:r>
       <w:proofErr w:type="gramStart"/>
       <w:r>
-        <w:t xml:space="preserve">ЮНИТ-М300-ОЛ</w:t>
+        <w:t xml:space="preserve">ЮНИТ-М300-ДЗТ2</w:t>
       </w:r>
       <w:r>
         <w:t>.</w:t>
@@ -1791,7 +1791,7 @@
         <w:sz w:val="20"/>
         <w:szCs w:val="16"/>
       </w:rPr>
-      <w:t xml:space="preserve">ЮТКБ.656122.609 БУ2</w:t>
+      <w:t xml:space="preserve">ЮТКБ.656122.609 БУ6</w:t>
     </w:r>
     <w:r>
       <w:rPr>
@@ -1810,7 +1810,7 @@
         <w:sz w:val="20"/>
         <w:szCs w:val="16"/>
       </w:rPr>
-      <w:t xml:space="preserve">Редакция 1.4 от 14.10.2026</w:t>
+      <w:t xml:space="preserve">Редакция 1.3 от 10.07.2026</w:t>
     </w:r>
     <w:r>
       <w:rPr>
@@ -1828,7 +1828,7 @@
         <w:sz w:val="20"/>
         <w:szCs w:val="16"/>
       </w:rPr>
-      <w:t xml:space="preserve">ЮНИТ-М300-ОЛ</w:t>
+      <w:t xml:space="preserve">ЮНИТ-М300-ДЗТ2</w:t>
     </w:r>
   </w:p>
 </w:hdr>
@@ -1945,7 +1945,7 @@
         <w:sz w:val="20"/>
         <w:szCs w:val="16"/>
       </w:rPr>
-      <w:t xml:space="preserve">ЮТКБ.656122.609 БУ2</w:t>
+      <w:t xml:space="preserve">ЮТКБ.656122.609 БУ6</w:t>
     </w:r>
     <w:r>
       <w:rPr>
@@ -1964,7 +1964,7 @@
         <w:sz w:val="20"/>
         <w:szCs w:val="16"/>
       </w:rPr>
-      <w:t xml:space="preserve">Редакция 1.4 от 14.10.2026</w:t>
+      <w:t xml:space="preserve">Редакция 1.3 от 10.07.2026</w:t>
     </w:r>
     <w:r>
       <w:rPr>
@@ -1982,7 +1982,7 @@
         <w:sz w:val="20"/>
         <w:szCs w:val="16"/>
       </w:rPr>
-      <w:t xml:space="preserve">ЮНИТ-М300-ОЛ</w:t>
+      <w:t xml:space="preserve">ЮНИТ-М300-ДЗТ2</w:t>
     </w:r>
   </w:p>
 </w:hdr>
@@ -2013,7 +2013,7 @@
         <w:sz w:val="20"/>
         <w:szCs w:val="16"/>
       </w:rPr>
-      <w:t xml:space="preserve">ЮТКБ.656122.609 БУ2</w:t>
+      <w:t xml:space="preserve">ЮТКБ.656122.609 БУ6</w:t>
     </w:r>
     <w:r>
       <w:rPr>
@@ -2032,7 +2032,7 @@
         <w:sz w:val="20"/>
         <w:szCs w:val="16"/>
       </w:rPr>
-      <w:t xml:space="preserve">Редакция 1.4 от 14.10.2026</w:t>
+      <w:t xml:space="preserve">Редакция 1.3 от 10.07.2026</w:t>
     </w:r>
     <w:r>
       <w:rPr>
@@ -2050,7 +2050,7 @@
         <w:sz w:val="20"/>
         <w:szCs w:val="16"/>
       </w:rPr>
-      <w:t xml:space="preserve">ЮНИТ-М300-ОЛ</w:t>
+      <w:t xml:space="preserve">ЮНИТ-М300-ДЗТ2</w:t>
     </w:r>
   </w:p>
 </w:hdr>
